--- a/policies/build/preview/PRE.3_v2_preview.docx
+++ b/policies/build/preview/PRE.3_v2_preview.docx
@@ -130,7 +130,7 @@
                 <w:sz w:val="18"/>
                 <w:szCs w:val="18"/>
               </w:rPr>
-              <w:t xml:space="preserve">«PRE/POL/00»</w:t>
+              <w:t xml:space="preserve">«PRE/POL/03»</w:t>
             </w:r>
           </w:p>
         </w:tc>
@@ -1124,7 +1124,7 @@
           <w:sz w:val="22"/>
           <w:szCs w:val="22"/>
         </w:rPr>
-        <w:t xml:space="preserve">Informed consent includes information regarding the procedure, it's risks, benefits, alternatives, and as to who will perform the procedure, in a language that they can understand.</w:t>
+        <w:t xml:space="preserve">Informed consent includes information regarding the procedure, its risks, benefits, alternatives, and as to who will perform the procedure, in a language that they can understand.</w:t>
       </w:r>
     </w:p>
     <w:p>
@@ -2822,7 +2822,7 @@
                 <w:sz w:val="18"/>
                 <w:szCs w:val="18"/>
               </w:rPr>
-              <w:t xml:space="preserve">Informed consent includes information regarding the procedure; it's risks, benefits, alternatives and as to who will perform the procedure in a language that they can understand.</w:t>
+              <w:t xml:space="preserve">Informed consent includes information regarding the procedure; its risks, benefits, alternatives and as to who will perform the procedure in a language that they can understand.</w:t>
             </w:r>
           </w:p>
         </w:tc>
@@ -3158,7 +3158,7 @@
         <w:spacing w:after="100" w:before="220"/>
       </w:pPr>
       <w:r>
-        <w:t xml:space="preserve">PRE.3.b — Informed consent includes information regarding the procedure; it's risks, benefits, alternatives and as to who will perform the procedure in a language that they can understand.</w:t>
+        <w:t xml:space="preserve">PRE.3.b — Informed consent includes information regarding the procedure; its risks, benefits, alternatives and as to who will perform the procedure in a language that they can understand.</w:t>
       </w:r>
     </w:p>
     <w:p>
@@ -3505,7 +3505,7 @@
         <w:sz w:val="16"/>
         <w:szCs w:val="16"/>
       </w:rPr>
-      <w:t xml:space="preserve">Preview Hospital  |  «PRE/POL/00»  |  Controlled document  |  Informed Consent</w:t>
+      <w:t xml:space="preserve">Preview Hospital  |  «PRE/POL/03»  |  Controlled document  |  Informed Consent</w:t>
     </w:r>
   </w:p>
 </w:ftr>
